--- a/docs/v1/Mercury_V1_User_Stories_Frontend.docx
+++ b/docs/v1/Mercury_V1_User_Stories_Frontend.docx
@@ -1275,7 +1275,7 @@
         <w:pStyle w:val="ListBullet"/>
       </w:pPr>
       <w:r>
-        <w:t>Suggested FAQ is the one matching the conversation's bot intent, shown first</w:t>
+        <w:t>Suggested article is the one matching the conversation's bot intent, shown first</w:t>
       </w:r>
     </w:p>
     <w:p>
@@ -1968,7 +1968,7 @@
         <w:rPr>
           <w:b/>
         </w:rPr>
-        <w:t>manage the documents, URLs, and FAQs the bot trains from</w:t>
+        <w:t>manage the documents, URLs, and articles the bot trains from</w:t>
       </w:r>
       <w:r>
         <w:t xml:space="preserve">, so that </w:t>
@@ -2012,7 +2012,7 @@
         <w:pStyle w:val="ListBullet"/>
       </w:pPr>
       <w:r>
-        <w:t>FAQ editor supports tagging matched intents</w:t>
+        <w:t>Article editor supports title/content and tagging matched intents, and goes through the same indexed/indexing/queued/failed training lifecycle as documents and URLs</w:t>
       </w:r>
     </w:p>
     <w:p>
